--- a/READme.md.docx
+++ b/READme.md.docx
@@ -308,6 +308,29 @@
     </w:p>
     <w:p>
       <w:r>
+        <w:t>## Key Insights</w:t>
+      </w:r>
+      <w:r>
+        <w:br/>
+        <w:t>- Customers with higher defect rates are significantly more likely to churn</w:t>
+      </w:r>
+      <w:r>
+        <w:br/>
+        <w:t>- Increased support tickets strongly correlate with churn risk</w:t>
+      </w:r>
+      <w:r>
+        <w:br/>
+        <w:t>- Longer delivery times contribute to customer dissatisfaction and churn</w:t>
+      </w:r>
+      <w:r>
+        <w:br/>
+        <w:t>- Reducing false negatives is critical to prevent revenue loss</w:t>
+      </w:r>
+    </w:p>
+    <w:p/>
+    <w:p/>
+    <w:p>
+      <w:r>
         <w:t xml:space="preserve">## Files Included- </w:t>
       </w:r>
       <w:proofErr w:type="spellStart"/>
@@ -326,6 +349,7 @@
         <w:t>- README.md</w:t>
       </w:r>
     </w:p>
+    <w:p/>
     <w:sectPr>
       <w:pgSz w:w="12240" w:h="15840"/>
       <w:pgMar w:top="1440" w:right="1440" w:bottom="1440" w:left="1440" w:header="720" w:footer="720" w:gutter="0"/>
@@ -939,7 +963,6 @@
   <w:style w:type="character" w:default="1" w:styleId="DefaultParagraphFont">
     <w:name w:val="Default Paragraph Font"/>
     <w:uiPriority w:val="1"/>
-    <w:semiHidden/>
     <w:unhideWhenUsed/>
   </w:style>
   <w:style w:type="table" w:default="1" w:styleId="TableNormal">
